--- a/documentation/CONCEPT_01_MERGE_AND_DEPLOYMENT.docx
+++ b/documentation/CONCEPT_01_MERGE_AND_DEPLOYMENT.docx
@@ -16,7 +16,7 @@
           <w:sz w:val="28"/>
           <w:szCs w:val="28"/>
         </w:rPr>
-        <w:t xml:space="preserve">CONCEPT 04</w:t>
+        <w:t xml:space="preserve">CONCEPT 01</w:t>
       </w:r>
     </w:p>
     <w:p>
